--- a/client_rules/State Farm Streamline.docx
+++ b/client_rules/State Farm Streamline.docx
@@ -20,7 +20,7 @@
     <w:p>
       <w:r>
         <w:pict w14:anchorId="10DC8A63">
-          <v:rect id="_x0000_i1103" style="width:0;height:0" o:hrstd="t" o:hr="t" fillcolor="#a0a0a0" stroked="f"/>
+          <v:rect id="_x0000_i1025" style="width:0;height:0" o:hrstd="t" o:hr="t" fillcolor="#a0a0a0" stroked="f"/>
         </w:pict>
       </w:r>
     </w:p>
@@ -239,7 +239,7 @@
     <w:p>
       <w:r>
         <w:pict w14:anchorId="77B5A18C">
-          <v:rect id="_x0000_i1104" style="width:0;height:0" o:hrstd="t" o:hr="t" fillcolor="#a0a0a0" stroked="f"/>
+          <v:rect id="_x0000_i1026" style="width:0;height:0" o:hrstd="t" o:hr="t" fillcolor="#a0a0a0" stroked="f"/>
         </w:pict>
       </w:r>
     </w:p>
@@ -375,23 +375,134 @@
         </w:numPr>
       </w:pPr>
       <w:r>
-        <w:t xml:space="preserve">Add line </w:t>
+        <w:t xml:space="preserve">Add line note to </w:t>
+      </w:r>
+      <w:proofErr w:type="spellStart"/>
+      <w:r>
+        <w:t>lossen</w:t>
+      </w:r>
+      <w:proofErr w:type="spellEnd"/>
+      <w:r>
+        <w:t xml:space="preserve"> headliner as required for access.</w:t>
+      </w:r>
+    </w:p>
+    <w:p>
+      <w:r>
+        <w:br/>
+      </w:r>
+      <w:r>
+        <w:br/>
+      </w:r>
+      <w:r>
+        <w:rPr>
+          <w:b/>
+          <w:bCs/>
+        </w:rPr>
+        <w:t>Client Quick Summary</w:t>
+      </w:r>
+    </w:p>
+    <w:p>
+      <w:r>
+        <w:pict w14:anchorId="0E0370CC">
+          <v:rect id="_x0000_i1027" style="width:0;height:0" o:hrstd="t" o:hr="t" fillcolor="#a0a0a0" stroked="f"/>
+        </w:pict>
+      </w:r>
+    </w:p>
+    <w:p>
+      <w:pPr>
+        <w:numPr>
+          <w:ilvl w:val="0"/>
+          <w:numId w:val="6"/>
+        </w:numPr>
+      </w:pPr>
+      <w:r>
+        <w:rPr>
+          <w:b/>
+          <w:bCs/>
+        </w:rPr>
+        <w:t xml:space="preserve">Very important - Apply State Farm Comments Template in ‘CCC Claim Summary Notes’ and copy </w:t>
+      </w:r>
+      <w:r>
+        <w:rPr>
+          <w:b/>
+          <w:bCs/>
+        </w:rPr>
+        <w:t>to the</w:t>
+      </w:r>
+      <w:r>
+        <w:rPr>
+          <w:b/>
+          <w:bCs/>
+        </w:rPr>
+        <w:t xml:space="preserve"> Appraisal Report – See instructions below. </w:t>
+      </w:r>
+    </w:p>
+    <w:p>
+      <w:r>
+        <w:t>Release paperwork (Y)</w:t>
+      </w:r>
+    </w:p>
+    <w:p>
+      <w:pPr>
+        <w:numPr>
+          <w:ilvl w:val="0"/>
+          <w:numId w:val="6"/>
+        </w:numPr>
+      </w:pPr>
+      <w:r>
+        <w:rPr>
+          <w:b/>
+          <w:bCs/>
+        </w:rPr>
+        <w:t>IF TOTAL LOSS</w:t>
+      </w:r>
+      <w:r>
+        <w:t xml:space="preserve">: Fill out CCC and </w:t>
       </w:r>
       <w:proofErr w:type="gramStart"/>
       <w:r>
-        <w:t>note</w:t>
+        <w:t>call in</w:t>
       </w:r>
       <w:proofErr w:type="gramEnd"/>
       <w:r>
-        <w:t xml:space="preserve"> to </w:t>
+        <w:t xml:space="preserve"> using office ID: 42999</w:t>
+      </w:r>
+    </w:p>
+    <w:p>
+      <w:pPr>
+        <w:numPr>
+          <w:ilvl w:val="0"/>
+          <w:numId w:val="6"/>
+        </w:numPr>
+      </w:pPr>
+      <w:r>
+        <w:rPr>
+          <w:b/>
+          <w:bCs/>
+        </w:rPr>
+        <w:t>IF TOTAL LOSS</w:t>
+      </w:r>
+      <w:r>
+        <w:t>: No Salvage Bids required.</w:t>
+      </w:r>
+    </w:p>
+    <w:p>
+      <w:pPr>
+        <w:numPr>
+          <w:ilvl w:val="0"/>
+          <w:numId w:val="6"/>
+        </w:numPr>
+      </w:pPr>
+      <w:r>
+        <w:t>LKQ/Recon/</w:t>
       </w:r>
       <w:proofErr w:type="spellStart"/>
       <w:r>
-        <w:t>lossen</w:t>
+        <w:t>Opt</w:t>
       </w:r>
       <w:proofErr w:type="spellEnd"/>
       <w:r>
-        <w:t xml:space="preserve"> headliner as required for access.</w:t>
+        <w:t xml:space="preserve"> OEM: No mileage or age restriction. If it is subject to wear and tear utilize lower mileage LKQ components than vehicle.</w:t>
       </w:r>
     </w:p>
     <w:p>
@@ -406,13 +517,13 @@
           <w:b/>
           <w:bCs/>
         </w:rPr>
-        <w:t>Client Quick Summary</w:t>
-      </w:r>
-    </w:p>
-    <w:p>
-      <w:r>
-        <w:pict w14:anchorId="0E0370CC">
-          <v:rect id="_x0000_i1105" style="width:0;height:0" o:hrstd="t" o:hr="t" fillcolor="#a0a0a0" stroked="f"/>
+        <w:t>Client Fatal Error List</w:t>
+      </w:r>
+    </w:p>
+    <w:p>
+      <w:r>
+        <w:pict w14:anchorId="350AFC2E">
+          <v:rect id="_x0000_i1028" style="width:0;height:0" o:hrstd="t" o:hr="t" fillcolor="#a0a0a0" stroked="f"/>
         </w:pict>
       </w:r>
     </w:p>
@@ -420,111 +531,6 @@
       <w:pPr>
         <w:numPr>
           <w:ilvl w:val="0"/>
-          <w:numId w:val="6"/>
-        </w:numPr>
-      </w:pPr>
-      <w:r>
-        <w:rPr>
-          <w:b/>
-          <w:bCs/>
-        </w:rPr>
-        <w:t>Very important - Apply State Farm Comments Template in ‘CCC Claim Summary Notes’ and copy to SCA Appraisal Report – See instructions below. </w:t>
-      </w:r>
-    </w:p>
-    <w:p>
-      <w:r>
-        <w:t>Release paperwork (Y)</w:t>
-      </w:r>
-    </w:p>
-    <w:p>
-      <w:pPr>
-        <w:numPr>
-          <w:ilvl w:val="0"/>
-          <w:numId w:val="6"/>
-        </w:numPr>
-      </w:pPr>
-      <w:r>
-        <w:rPr>
-          <w:b/>
-          <w:bCs/>
-        </w:rPr>
-        <w:t>IF TOTAL LOSS</w:t>
-      </w:r>
-      <w:r>
-        <w:t xml:space="preserve">: Fill out CCC and </w:t>
-      </w:r>
-      <w:proofErr w:type="gramStart"/>
-      <w:r>
-        <w:t>call in</w:t>
-      </w:r>
-      <w:proofErr w:type="gramEnd"/>
-      <w:r>
-        <w:t xml:space="preserve"> using office ID: 42999</w:t>
-      </w:r>
-    </w:p>
-    <w:p>
-      <w:pPr>
-        <w:numPr>
-          <w:ilvl w:val="0"/>
-          <w:numId w:val="6"/>
-        </w:numPr>
-      </w:pPr>
-      <w:r>
-        <w:rPr>
-          <w:b/>
-          <w:bCs/>
-        </w:rPr>
-        <w:t>IF TOTAL LOSS</w:t>
-      </w:r>
-      <w:r>
-        <w:t>: No Salvage Bids required.</w:t>
-      </w:r>
-    </w:p>
-    <w:p>
-      <w:pPr>
-        <w:numPr>
-          <w:ilvl w:val="0"/>
-          <w:numId w:val="6"/>
-        </w:numPr>
-      </w:pPr>
-      <w:r>
-        <w:t>LKQ/Recon/</w:t>
-      </w:r>
-      <w:proofErr w:type="spellStart"/>
-      <w:r>
-        <w:t>Opt</w:t>
-      </w:r>
-      <w:proofErr w:type="spellEnd"/>
-      <w:r>
-        <w:t xml:space="preserve"> OEM: No mileage or age restriction. If it is subject to wear and tear utilize lower mileage LKQ components than vehicle.</w:t>
-      </w:r>
-    </w:p>
-    <w:p>
-      <w:r>
-        <w:br/>
-      </w:r>
-      <w:r>
-        <w:br/>
-      </w:r>
-      <w:r>
-        <w:rPr>
-          <w:b/>
-          <w:bCs/>
-        </w:rPr>
-        <w:t>Client Fatal Error List</w:t>
-      </w:r>
-    </w:p>
-    <w:p>
-      <w:r>
-        <w:pict w14:anchorId="350AFC2E">
-          <v:rect id="_x0000_i1106" style="width:0;height:0" o:hrstd="t" o:hr="t" fillcolor="#a0a0a0" stroked="f"/>
-        </w:pict>
-      </w:r>
-    </w:p>
-    <w:p>
-      <w:pPr>
-        <w:numPr>
-          <w:ilvl w:val="0"/>
           <w:numId w:val="7"/>
         </w:numPr>
       </w:pPr>
@@ -533,7 +539,21 @@
           <w:b/>
           <w:bCs/>
         </w:rPr>
-        <w:t>Critical! - Apply State Farm Comments Template in ‘CCC Claim Summary Notes’ and copy to SCA Appraisal Report – See instructions below</w:t>
+        <w:t xml:space="preserve">Critical! - Apply State Farm Comments Template in ‘CCC Claim Summary Notes’ and copy to </w:t>
+      </w:r>
+      <w:r>
+        <w:rPr>
+          <w:b/>
+          <w:bCs/>
+        </w:rPr>
+        <w:t>the</w:t>
+      </w:r>
+      <w:r>
+        <w:rPr>
+          <w:b/>
+          <w:bCs/>
+        </w:rPr>
+        <w:t xml:space="preserve"> Appraisal Report – See instructions below</w:t>
       </w:r>
     </w:p>
     <w:p>
@@ -626,7 +646,7 @@
     <w:p>
       <w:r>
         <w:pict w14:anchorId="017941CA">
-          <v:rect id="_x0000_i1107" style="width:0;height:0" o:hrstd="t" o:hr="t" fillcolor="#a0a0a0" stroked="f"/>
+          <v:rect id="_x0000_i1029" style="width:0;height:0" o:hrstd="t" o:hr="t" fillcolor="#a0a0a0" stroked="f"/>
         </w:pict>
       </w:r>
     </w:p>
@@ -659,7 +679,7 @@
     <w:p>
       <w:r>
         <w:pict w14:anchorId="23DD8407">
-          <v:rect id="_x0000_i1108" style="width:0;height:0" o:hrstd="t" o:hr="t" fillcolor="#a0a0a0" stroked="f"/>
+          <v:rect id="_x0000_i1030" style="width:0;height:0" o:hrstd="t" o:hr="t" fillcolor="#a0a0a0" stroked="f"/>
         </w:pict>
       </w:r>
     </w:p>
@@ -804,7 +824,7 @@
     <w:p>
       <w:r>
         <w:pict w14:anchorId="041EC961">
-          <v:rect id="_x0000_i1109" style="width:0;height:0" o:hrstd="t" o:hr="t" fillcolor="#a0a0a0" stroked="f"/>
+          <v:rect id="_x0000_i1031" style="width:0;height:0" o:hrstd="t" o:hr="t" fillcolor="#a0a0a0" stroked="f"/>
         </w:pict>
       </w:r>
     </w:p>
@@ -879,7 +899,7 @@
     <w:p>
       <w:r>
         <w:pict w14:anchorId="2C203C22">
-          <v:rect id="_x0000_i1110" style="width:0;height:0" o:hrstd="t" o:hr="t" fillcolor="#a0a0a0" stroked="f"/>
+          <v:rect id="_x0000_i1032" style="width:0;height:0" o:hrstd="t" o:hr="t" fillcolor="#a0a0a0" stroked="f"/>
         </w:pict>
       </w:r>
     </w:p>
@@ -958,7 +978,7 @@
     <w:p>
       <w:r>
         <w:pict w14:anchorId="6BAFB4C9">
-          <v:rect id="_x0000_i1111" style="width:0;height:0" o:hrstd="t" o:hr="t" fillcolor="#a0a0a0" stroked="f"/>
+          <v:rect id="_x0000_i1033" style="width:0;height:0" o:hrstd="t" o:hr="t" fillcolor="#a0a0a0" stroked="f"/>
         </w:pict>
       </w:r>
     </w:p>
@@ -1002,7 +1022,7 @@
     <w:p>
       <w:r>
         <w:pict w14:anchorId="4EB76FB4">
-          <v:rect id="_x0000_i1112" style="width:0;height:0" o:hrstd="t" o:hr="t" fillcolor="#a0a0a0" stroked="f"/>
+          <v:rect id="_x0000_i1034" style="width:0;height:0" o:hrstd="t" o:hr="t" fillcolor="#a0a0a0" stroked="f"/>
         </w:pict>
       </w:r>
     </w:p>
@@ -1035,7 +1055,7 @@
     <w:p>
       <w:r>
         <w:pict w14:anchorId="6E45252E">
-          <v:rect id="_x0000_i1113" style="width:0;height:0" o:hrstd="t" o:hr="t" fillcolor="#a0a0a0" stroked="f"/>
+          <v:rect id="_x0000_i1035" style="width:0;height:0" o:hrstd="t" o:hr="t" fillcolor="#a0a0a0" stroked="f"/>
         </w:pict>
       </w:r>
     </w:p>
@@ -1052,7 +1072,23 @@
           <w:bCs/>
           <w:u w:val="single"/>
         </w:rPr>
-        <w:t>Very important - Apply State Farm Comments Template in ‘CCC Claim Summary Notes’ and copy to SCA Appraisal Report – See instructions details below</w:t>
+        <w:t xml:space="preserve">Very important - Apply State Farm Comments Template in ‘CCC Claim Summary Notes’ and copy to </w:t>
+      </w:r>
+      <w:r>
+        <w:rPr>
+          <w:b/>
+          <w:bCs/>
+          <w:u w:val="single"/>
+        </w:rPr>
+        <w:t>the</w:t>
+      </w:r>
+      <w:r>
+        <w:rPr>
+          <w:b/>
+          <w:bCs/>
+          <w:u w:val="single"/>
+        </w:rPr>
+        <w:t xml:space="preserve"> Appraisal Report – See instructions details below</w:t>
       </w:r>
     </w:p>
     <w:p>
@@ -1191,15 +1227,7 @@
         <w:t>[Y/N]</w:t>
       </w:r>
       <w:r>
-        <w:t xml:space="preserve"> (If </w:t>
-      </w:r>
-      <w:proofErr w:type="gramStart"/>
-      <w:r>
-        <w:t>No</w:t>
-      </w:r>
-      <w:proofErr w:type="gramEnd"/>
-      <w:r>
-        <w:t>, why not?)</w:t>
+        <w:t> (If No, why not?)</w:t>
       </w:r>
     </w:p>
     <w:p>
@@ -1492,7 +1520,7 @@
     <w:p>
       <w:r>
         <w:pict w14:anchorId="6DB038EA">
-          <v:rect id="_x0000_i1114" style="width:0;height:0" o:hrstd="t" o:hr="t" fillcolor="#a0a0a0" stroked="f"/>
+          <v:rect id="_x0000_i1036" style="width:0;height:0" o:hrstd="t" o:hr="t" fillcolor="#a0a0a0" stroked="f"/>
         </w:pict>
       </w:r>
     </w:p>
@@ -1537,7 +1565,7 @@
       <w:r>
         <w:lastRenderedPageBreak/>
         <w:pict w14:anchorId="1C8455BB">
-          <v:rect id="_x0000_i1115" style="width:0;height:0" o:hrstd="t" o:hr="t" fillcolor="#a0a0a0" stroked="f"/>
+          <v:rect id="_x0000_i1037" style="width:0;height:0" o:hrstd="t" o:hr="t" fillcolor="#a0a0a0" stroked="f"/>
         </w:pict>
       </w:r>
     </w:p>
@@ -5233,6 +5261,7 @@
   <w:style w:type="character" w:default="1" w:styleId="DefaultParagraphFont">
     <w:name w:val="Default Paragraph Font"/>
     <w:uiPriority w:val="1"/>
+    <w:semiHidden/>
     <w:unhideWhenUsed/>
   </w:style>
   <w:style w:type="table" w:default="1" w:styleId="TableNormal">

--- a/client_rules/State Farm Streamline.docx
+++ b/client_rules/State Farm Streamline.docx
@@ -127,27 +127,6 @@
         </w:rPr>
         <w:t>Request the vehicle owner's email address</w:t>
       </w:r>
-      <w:r>
-        <w:t>, and</w:t>
-      </w:r>
-    </w:p>
-    <w:p>
-      <w:pPr>
-        <w:numPr>
-          <w:ilvl w:val="0"/>
-          <w:numId w:val="2"/>
-        </w:numPr>
-      </w:pPr>
-      <w:r>
-        <w:rPr>
-          <w:b/>
-          <w:bCs/>
-        </w:rPr>
-        <w:t>Enter it into Core</w:t>
-      </w:r>
-      <w:r>
-        <w:t> so the estimate can be sent.</w:t>
-      </w:r>
     </w:p>
     <w:p>
       <w:r>
@@ -273,19 +252,12 @@
           <w:b/>
           <w:bCs/>
         </w:rPr>
-        <w:t xml:space="preserve">“All State Farm hail estimates must be written in accordance with State Farm’s hail matrix. The matrix is included in State Farm’s CCC profile, so always select their profile before starting an estimate. A hard copy of the matrix can also be found in the Forms section of Core. Do not deviate from State Farm’s PDR hail matrix rates. If you’re unable to reach an </w:t>
-      </w:r>
-      <w:r>
-        <w:rPr>
-          <w:b/>
-          <w:bCs/>
-        </w:rPr>
+        <w:t>“All State Farm hail estimates must be written in accordance with State Farm’s hail matrix. The matrix is included in State Farm’s CCC profile, so always select their profile before starting an estimate. Do not deviate from State Farm’s PDR hail matrix rates. If you’re unable to reach an agreed price with a repairer using this matrix, document the reason in your Appraisal Report and upload the estimate/supplement as a non-agreed price”</w:t>
+      </w:r>
+    </w:p>
+    <w:p>
+      <w:r>
         <w:lastRenderedPageBreak/>
-        <w:t>agreed price with a repairer using this matrix, document the reason in your Appraisal Report and upload the estimate/supplement as a non-agreed price”</w:t>
-      </w:r>
-    </w:p>
-    <w:p>
-      <w:r>
         <w:br/>
       </w:r>
     </w:p>
@@ -564,18 +536,18 @@
         </w:numPr>
       </w:pPr>
       <w:r>
+        <w:t>Always refer to the State Farm Estimating Guidelines packet</w:t>
+      </w:r>
+    </w:p>
+    <w:p>
+      <w:pPr>
+        <w:numPr>
+          <w:ilvl w:val="0"/>
+          <w:numId w:val="7"/>
+        </w:numPr>
+      </w:pPr>
+      <w:r>
         <w:lastRenderedPageBreak/>
-        <w:t>Always refer to the State Farm Estimating Guidelines packet, should you not have this information contact your Regional Director.</w:t>
-      </w:r>
-    </w:p>
-    <w:p>
-      <w:pPr>
-        <w:numPr>
-          <w:ilvl w:val="0"/>
-          <w:numId w:val="7"/>
-        </w:numPr>
-      </w:pPr>
-      <w:r>
         <w:t>State Farm requires their specific header be on all estimates.  To produce the correct header in CCC One, under the </w:t>
       </w:r>
       <w:r>
@@ -866,18 +838,18 @@
         </w:numPr>
       </w:pPr>
       <w:r>
+        <w:t>One line estimate is acceptable if it is salt or brackish water over the rockers, fresh water up to the dash.</w:t>
+      </w:r>
+    </w:p>
+    <w:p>
+      <w:pPr>
+        <w:numPr>
+          <w:ilvl w:val="0"/>
+          <w:numId w:val="11"/>
+        </w:numPr>
+      </w:pPr>
+      <w:r>
         <w:lastRenderedPageBreak/>
-        <w:t>One line estimate is acceptable if it is salt or brackish water over the rockers, fresh water up to the dash.</w:t>
-      </w:r>
-    </w:p>
-    <w:p>
-      <w:pPr>
-        <w:numPr>
-          <w:ilvl w:val="0"/>
-          <w:numId w:val="11"/>
-        </w:numPr>
-      </w:pPr>
-      <w:r>
         <w:t>Make sure your notes are detailed with open items, waterlines and if water sucked into the engine/oil condition.</w:t>
       </w:r>
     </w:p>
@@ -1116,7 +1088,7 @@
           <w:b/>
           <w:bCs/>
         </w:rPr>
-        <w:t>copy and paste the completed template into the Core Appraisal Report comments.</w:t>
+        <w:t>copy and paste the completed template into the Appraisal Report comments.</w:t>
       </w:r>
     </w:p>
     <w:p/>
@@ -1142,6 +1114,7 @@
           <w:b/>
           <w:bCs/>
         </w:rPr>
+        <w:lastRenderedPageBreak/>
         <w:t>Appraiser Vehicle Inspection –</w:t>
       </w:r>
       <w:r>
@@ -1563,7 +1536,6 @@
     </w:p>
     <w:p>
       <w:r>
-        <w:lastRenderedPageBreak/>
         <w:pict w14:anchorId="1C8455BB">
           <v:rect id="_x0000_i1037" style="width:0;height:0" o:hrstd="t" o:hr="t" fillcolor="#a0a0a0" stroked="f"/>
         </w:pict>
@@ -1577,6 +1549,7 @@
         </w:numPr>
       </w:pPr>
       <w:r>
+        <w:lastRenderedPageBreak/>
         <w:t>Review CCC Advisor Report and correct all errors/exceptions BEFORE locking/uploading estimate. </w:t>
       </w:r>
     </w:p>
